--- a/public/resume/adil-jaseem-resume.docx
+++ b/public/resume/adil-jaseem-resume.docx
@@ -4,166 +4,136 @@
   <w:body>
     <w:p>
       <w:pPr>
-        <w:spacing w:after="20"/>
-        <w:jc w:val="left"/>
+        <w:widowControl/>
+        <w:spacing w:after="0"/>
+        <w:jc w:val="center"/>
       </w:pPr>
       <w:r>
         <w:rPr>
-          <w:rFonts w:ascii="Liberation Sans" w:hAnsi="Liberation Sans" w:eastAsia="Liberation Sans"/>
+          <w:rFonts w:ascii="Arial" w:hAnsi="Arial" w:eastAsia="Arial"/>
           <w:b/>
-          <w:i w:val="0"/>
-          <w:color w:val="0B1F33"/>
-          <w:sz w:val="48"/>
+          <w:color w:val="1F4E79"/>
+          <w:sz w:val="36"/>
         </w:rPr>
         <w:t>ADIL JASEEM</w:t>
       </w:r>
     </w:p>
     <w:p>
       <w:pPr>
-        <w:spacing w:after="100"/>
+        <w:widowControl/>
+        <w:spacing w:after="0"/>
+        <w:jc w:val="center"/>
       </w:pPr>
       <w:r>
         <w:rPr>
-          <w:rFonts w:ascii="Liberation Sans" w:hAnsi="Liberation Sans" w:eastAsia="Liberation Sans"/>
+          <w:rFonts w:ascii="Arial" w:hAnsi="Arial" w:eastAsia="Arial"/>
           <w:b/>
-          <w:i w:val="0"/>
-          <w:color w:val="0891B2"/>
-          <w:sz w:val="22"/>
+          <w:color w:val="4A4A4A"/>
+          <w:sz w:val="18"/>
         </w:rPr>
-        <w:t>FULL STACK SOFTWARE ENGINEER</w:t>
+        <w:t>FULL STACK SOFTWARE ENGINEER  |  AI PLATFORMS &amp; DISTRIBUTED SYSTEMS</w:t>
       </w:r>
+    </w:p>
+    <w:p>
+      <w:pPr>
+        <w:widowControl/>
+        <w:spacing w:after="0"/>
+        <w:jc w:val="center"/>
+      </w:pPr>
       <w:r>
         <w:rPr>
-          <w:rFonts w:ascii="Liberation Sans" w:hAnsi="Liberation Sans" w:eastAsia="Liberation Sans"/>
-          <w:b/>
-          <w:i w:val="0"/>
-          <w:color w:val="0B1F33"/>
-          <w:sz w:val="20"/>
+          <w:rFonts w:ascii="Arial" w:hAnsi="Arial" w:eastAsia="Arial"/>
+          <w:color w:val="222222"/>
+          <w:sz w:val="16"/>
         </w:rPr>
-        <w:t xml:space="preserve">  |  AI PLATFORMS, DISTRIBUTED SYSTEMS &amp; LLM INFRASTRUCTURE</w:t>
+        <w:t xml:space="preserve">Trivandrum, Kerala, India  |  +91 6238933779  |  </w:t>
       </w:r>
+      <w:hyperlink r:id="rId9">
+        <w:r>
+          <w:rPr>
+            <w:rFonts w:ascii="Arial" w:hAnsi="Arial" w:eastAsia="Arial"/>
+            <w:color w:val="1F4E79"/>
+            <w:sz w:val="16"/>
+            <w:szCs w:val="16"/>
+            <w:u w:val="none"/>
+          </w:rPr>
+          <w:t>adiljaseem.2000@gmail.com</w:t>
+        </w:r>
+      </w:hyperlink>
     </w:p>
-    <w:tbl>
-      <w:tblPr>
-        <w:tblW w:type="auto" w:w="0"/>
+    <w:p>
+      <w:pPr>
+        <w:widowControl/>
+        <w:spacing w:after="20"/>
         <w:jc w:val="center"/>
-        <w:tblLayout w:type="autofit"/>
-        <w:tblLook w:firstColumn="1" w:firstRow="1" w:lastColumn="0" w:lastRow="0" w:noHBand="0" w:noVBand="1" w:val="04A0"/>
-      </w:tblPr>
-      <w:tblGrid>
-        <w:gridCol w:w="10598"/>
-      </w:tblGrid>
-      <w:tr>
-        <w:tc>
-          <w:tcPr>
-            <w:tcW w:type="dxa" w:w="10598"/>
-            <w:shd w:fill="E8F6FA"/>
-            <w:tcMar>
-              <w:top w:w="100" w:type="dxa"/>
-              <w:start w:w="150" w:type="dxa"/>
-              <w:bottom w:w="100" w:type="dxa"/>
-              <w:end w:w="150" w:type="dxa"/>
-            </w:tcMar>
-          </w:tcPr>
-          <w:p>
-            <w:pPr>
-              <w:spacing w:after="0"/>
-              <w:jc w:val="center"/>
-            </w:pPr>
-            <w:r>
-              <w:rPr>
-                <w:rFonts w:ascii="Liberation Sans" w:hAnsi="Liberation Sans" w:eastAsia="Liberation Sans"/>
-                <w:b w:val="0"/>
-                <w:i w:val="0"/>
-                <w:color w:val="172033"/>
-                <w:sz w:val="17"/>
-              </w:rPr>
-              <w:t xml:space="preserve">Kochi, Kerala, India   •   +91 6238933779   •   </w:t>
-            </w:r>
-            <w:hyperlink r:id="rId9">
-              <w:r>
-                <w:rPr>
-                  <w:color w:val="0891B2"/>
-                  <w:sz w:val="18"/>
-                </w:rPr>
-                <w:t>adiljaseem.2000@gmail.com</w:t>
-              </w:r>
-            </w:hyperlink>
-            <w:r>
-              <w:rPr>
-                <w:rFonts w:ascii="Liberation Sans" w:hAnsi="Liberation Sans" w:eastAsia="Liberation Sans"/>
-                <w:b w:val="0"/>
-                <w:i w:val="0"/>
-                <w:color w:val="566477"/>
-                <w:sz w:val="17"/>
-              </w:rPr>
-              <w:t xml:space="preserve">   •   </w:t>
-            </w:r>
-            <w:hyperlink r:id="rId10">
-              <w:r>
-                <w:rPr>
-                  <w:color w:val="0891B2"/>
-                  <w:sz w:val="18"/>
-                </w:rPr>
-                <w:t>linkedin.com/in/adil-jaseem-775457231</w:t>
-              </w:r>
-            </w:hyperlink>
-            <w:r>
-              <w:rPr>
-                <w:rFonts w:ascii="Liberation Sans" w:hAnsi="Liberation Sans" w:eastAsia="Liberation Sans"/>
-                <w:b w:val="0"/>
-                <w:i w:val="0"/>
-                <w:color w:val="566477"/>
-                <w:sz w:val="17"/>
-              </w:rPr>
-              <w:t xml:space="preserve">   •   </w:t>
-            </w:r>
-            <w:hyperlink r:id="rId11">
-              <w:r>
-                <w:rPr>
-                  <w:color w:val="0891B2"/>
-                  <w:sz w:val="18"/>
-                </w:rPr>
-                <w:t>github.com/adeljaseem</w:t>
-              </w:r>
-            </w:hyperlink>
-            <w:r>
-              <w:rPr>
-                <w:rFonts w:ascii="Liberation Sans" w:hAnsi="Liberation Sans" w:eastAsia="Liberation Sans"/>
-                <w:b w:val="0"/>
-                <w:i w:val="0"/>
-                <w:color w:val="566477"/>
-                <w:sz w:val="17"/>
-              </w:rPr>
-              <w:t xml:space="preserve">   •   </w:t>
-            </w:r>
-            <w:hyperlink r:id="rId12">
-              <w:r>
-                <w:rPr>
-                  <w:color w:val="0891B2"/>
-                  <w:sz w:val="18"/>
-                </w:rPr>
-                <w:t>adil-portfolio.vercel.app</w:t>
-              </w:r>
-            </w:hyperlink>
-          </w:p>
-        </w:tc>
-      </w:tr>
-    </w:tbl>
+      </w:pPr>
+      <w:hyperlink r:id="rId10">
+        <w:r>
+          <w:rPr>
+            <w:rFonts w:ascii="Arial" w:hAnsi="Arial" w:eastAsia="Arial"/>
+            <w:color w:val="1F4E79"/>
+            <w:sz w:val="15"/>
+            <w:szCs w:val="15"/>
+            <w:u w:val="none"/>
+          </w:rPr>
+          <w:t>linkedin.com/in/adil-jaseem</w:t>
+        </w:r>
+      </w:hyperlink>
+      <w:r>
+        <w:rPr>
+          <w:rFonts w:ascii="Arial" w:hAnsi="Arial" w:eastAsia="Arial"/>
+          <w:color w:val="666666"/>
+          <w:sz w:val="15"/>
+        </w:rPr>
+        <w:t xml:space="preserve">  |  </w:t>
+      </w:r>
+      <w:hyperlink r:id="rId11">
+        <w:r>
+          <w:rPr>
+            <w:rFonts w:ascii="Arial" w:hAnsi="Arial" w:eastAsia="Arial"/>
+            <w:color w:val="1F4E79"/>
+            <w:sz w:val="15"/>
+            <w:szCs w:val="15"/>
+            <w:u w:val="none"/>
+          </w:rPr>
+          <w:t>github.com/adeljaseem</w:t>
+        </w:r>
+      </w:hyperlink>
+      <w:r>
+        <w:rPr>
+          <w:rFonts w:ascii="Arial" w:hAnsi="Arial" w:eastAsia="Arial"/>
+          <w:color w:val="666666"/>
+          <w:sz w:val="15"/>
+        </w:rPr>
+        <w:t xml:space="preserve">  |  </w:t>
+      </w:r>
+      <w:hyperlink r:id="rId12">
+        <w:r>
+          <w:rPr>
+            <w:rFonts w:ascii="Arial" w:hAnsi="Arial" w:eastAsia="Arial"/>
+            <w:color w:val="1F4E79"/>
+            <w:sz w:val="15"/>
+            <w:szCs w:val="15"/>
+            <w:u w:val="none"/>
+          </w:rPr>
+          <w:t>adil-portfolio.vercel.app</w:t>
+        </w:r>
+      </w:hyperlink>
+    </w:p>
     <w:p>
       <w:pPr>
         <w:pStyle w:val="ResumeSection"/>
         <w:keepNext/>
+        <w:widowControl/>
         <w:pBdr>
-          <w:bottom w:val="single" w:sz="10" w:space="5" w:color="0891B2"/>
+          <w:bottom w:val="single" w:sz="7" w:space="1" w:color="1F4E79"/>
         </w:pBdr>
       </w:pPr>
       <w:r>
         <w:rPr>
-          <w:rFonts w:ascii="Liberation Sans" w:hAnsi="Liberation Sans" w:eastAsia="Liberation Sans"/>
+          <w:rFonts w:ascii="Arial" w:hAnsi="Arial" w:eastAsia="Arial"/>
           <w:b/>
-          <w:i w:val="0"/>
-          <w:color w:val="0B1F33"/>
+          <w:color w:val="1F4E79"/>
           <w:sz w:val="20"/>
         </w:rPr>
         <w:t>PROFESSIONAL SUMMARY</w:t>
@@ -171,1248 +141,698 @@
     </w:p>
     <w:p>
       <w:pPr>
-        <w:spacing w:after="50" w:line="257" w:lineRule="auto"/>
+        <w:widowControl/>
+        <w:spacing w:after="20" w:line="240" w:lineRule="auto"/>
       </w:pPr>
       <w:r>
         <w:rPr>
-          <w:rFonts w:ascii="Liberation Sans" w:hAnsi="Liberation Sans" w:eastAsia="Liberation Sans"/>
-          <w:b w:val="0"/>
-          <w:i w:val="0"/>
-          <w:color w:val="172033"/>
-          <w:sz w:val="18"/>
+          <w:rFonts w:ascii="Arial" w:hAnsi="Arial" w:eastAsia="Arial"/>
+          <w:color w:val="222222"/>
+          <w:sz w:val="17"/>
         </w:rPr>
-        <w:t>Full Stack Software Engineer with 3+ years of professional experience building enterprise software across product interfaces, Python microservices, event-driven workflows, real-time communication, data systems, observability, and platform infrastructure. Built QuantiFore's complete React and TypeScript frontend and core services including SML Coordinator, SML Orchestrator, Query Parser, Entity Resolution, WebSocket Gateway, Signal Scraper, and Signal Scheduler. Experienced with gRPC, RabbitMQ, PostgreSQL, TimescaleDB, graph databases, Docker Compose, Grafana/Loki/Alloy, and self-hosted LLM infrastructure using llama.cpp, Ollama, MLX, and OpenAI-compatible endpoints.</w:t>
+        <w:t>Full Stack Software Engineer with 3+ years of experience building enterprise AI-powered products across React/TypeScript frontends, Python/FastAPI services, event-driven microservices, real-time systems, data platforms, and self-hosted LLM infrastructure. Delivered end-to-end product, backend, deployment, observability, and production-support capabilities for an intelligence and system-dynamics simulation platform.</w:t>
       </w:r>
     </w:p>
     <w:p>
       <w:pPr>
         <w:pStyle w:val="ResumeSection"/>
         <w:keepNext/>
+        <w:widowControl/>
         <w:pBdr>
-          <w:bottom w:val="single" w:sz="10" w:space="5" w:color="0891B2"/>
+          <w:bottom w:val="single" w:sz="7" w:space="1" w:color="1F4E79"/>
         </w:pBdr>
       </w:pPr>
       <w:r>
         <w:rPr>
-          <w:rFonts w:ascii="Liberation Sans" w:hAnsi="Liberation Sans" w:eastAsia="Liberation Sans"/>
+          <w:rFonts w:ascii="Arial" w:hAnsi="Arial" w:eastAsia="Arial"/>
           <w:b/>
-          <w:i w:val="0"/>
-          <w:color w:val="0B1F33"/>
+          <w:color w:val="1F4E79"/>
           <w:sz w:val="20"/>
         </w:rPr>
-        <w:t>TECHNICAL SKILLS</w:t>
+        <w:t>CORE SKILLS</w:t>
       </w:r>
     </w:p>
     <w:p>
       <w:pPr>
-        <w:spacing w:after="26" w:line="240" w:lineRule="auto"/>
+        <w:pStyle w:val="ResumeSkill"/>
+        <w:keepNext w:val="0"/>
+        <w:widowControl/>
       </w:pPr>
       <w:r>
         <w:rPr>
-          <w:rFonts w:ascii="Liberation Sans" w:hAnsi="Liberation Sans" w:eastAsia="Liberation Sans"/>
+          <w:rFonts w:ascii="Arial" w:hAnsi="Arial" w:eastAsia="Arial"/>
           <w:b/>
-          <w:i w:val="0"/>
-          <w:color w:val="0B1F33"/>
-          <w:sz w:val="17"/>
+          <w:color w:val="1F4E79"/>
+          <w:sz w:val="16"/>
         </w:rPr>
-        <w:t xml:space="preserve">Languages: </w:t>
+        <w:t xml:space="preserve">Languages &amp; Frontend: </w:t>
       </w:r>
       <w:r>
         <w:rPr>
-          <w:rFonts w:ascii="Liberation Sans" w:hAnsi="Liberation Sans" w:eastAsia="Liberation Sans"/>
-          <w:b w:val="0"/>
-          <w:i w:val="0"/>
-          <w:color w:val="172033"/>
-          <w:sz w:val="17"/>
+          <w:rFonts w:ascii="Arial" w:hAnsi="Arial" w:eastAsia="Arial"/>
+          <w:color w:val="222222"/>
+          <w:sz w:val="16"/>
         </w:rPr>
-        <w:t>Python, TypeScript, JavaScript, SQL, HTML, CSS</w:t>
+        <w:t>Python, TypeScript, JavaScript, SQL | React.js, Next.js, Vite, Tailwind CSS, Mapbox GL, D3.js, Recharts</w:t>
       </w:r>
     </w:p>
     <w:p>
       <w:pPr>
-        <w:spacing w:after="26" w:line="240" w:lineRule="auto"/>
+        <w:pStyle w:val="ResumeSkill"/>
+        <w:keepNext w:val="0"/>
+        <w:widowControl/>
       </w:pPr>
       <w:r>
         <w:rPr>
-          <w:rFonts w:ascii="Liberation Sans" w:hAnsi="Liberation Sans" w:eastAsia="Liberation Sans"/>
+          <w:rFonts w:ascii="Arial" w:hAnsi="Arial" w:eastAsia="Arial"/>
           <w:b/>
-          <w:i w:val="0"/>
-          <w:color w:val="0B1F33"/>
-          <w:sz w:val="17"/>
+          <w:color w:val="1F4E79"/>
+          <w:sz w:val="16"/>
         </w:rPr>
-        <w:t xml:space="preserve">Frontend: </w:t>
+        <w:t xml:space="preserve">Backend &amp; Architecture: </w:t>
       </w:r>
       <w:r>
         <w:rPr>
-          <w:rFonts w:ascii="Liberation Sans" w:hAnsi="Liberation Sans" w:eastAsia="Liberation Sans"/>
-          <w:b w:val="0"/>
-          <w:i w:val="0"/>
-          <w:color w:val="172033"/>
-          <w:sz w:val="17"/>
+          <w:rFonts w:ascii="Arial" w:hAnsi="Arial" w:eastAsia="Arial"/>
+          <w:color w:val="222222"/>
+          <w:sz w:val="16"/>
         </w:rPr>
-        <w:t>React.js, Next.js, Vite, Tailwind CSS, React Router, Axios, Framer Motion, Mapbox GL, D3.js, Material UI</w:t>
+        <w:t>FastAPI, Node.js, gRPC, Protocol Buffers, REST APIs, WebSockets, GraphQL | Microservices, RabbitMQ, Event-Driven Architecture</w:t>
       </w:r>
     </w:p>
     <w:p>
       <w:pPr>
-        <w:spacing w:after="26" w:line="240" w:lineRule="auto"/>
+        <w:pStyle w:val="ResumeSkill"/>
+        <w:keepNext w:val="0"/>
+        <w:widowControl/>
       </w:pPr>
       <w:r>
         <w:rPr>
-          <w:rFonts w:ascii="Liberation Sans" w:hAnsi="Liberation Sans" w:eastAsia="Liberation Sans"/>
+          <w:rFonts w:ascii="Arial" w:hAnsi="Arial" w:eastAsia="Arial"/>
           <w:b/>
-          <w:i w:val="0"/>
-          <w:color w:val="0B1F33"/>
-          <w:sz w:val="17"/>
+          <w:color w:val="1F4E79"/>
+          <w:sz w:val="16"/>
         </w:rPr>
-        <w:t xml:space="preserve">Backend &amp; APIs: </w:t>
+        <w:t xml:space="preserve">Data &amp; AI: </w:t>
       </w:r>
       <w:r>
         <w:rPr>
-          <w:rFonts w:ascii="Liberation Sans" w:hAnsi="Liberation Sans" w:eastAsia="Liberation Sans"/>
-          <w:b w:val="0"/>
-          <w:i w:val="0"/>
-          <w:color w:val="172033"/>
-          <w:sz w:val="17"/>
+          <w:rFonts w:ascii="Arial" w:hAnsi="Arial" w:eastAsia="Arial"/>
+          <w:color w:val="222222"/>
+          <w:sz w:val="16"/>
         </w:rPr>
-        <w:t>FastAPI, Node.js, GraphQL, gRPC, Protocol Buffers, REST APIs, WebSockets, Pydantic, SQLAlchemy, asyncpg, asyncio, Alembic</w:t>
+        <w:t>PostgreSQL, TimescaleDB, Neo4j, Apache AGE, Redis, pgvector, Supabase | llama.cpp, Ollama, OpenAI-Compatible APIs, Sentence Transformers, Crawl4AI</w:t>
       </w:r>
     </w:p>
     <w:p>
       <w:pPr>
-        <w:spacing w:after="26" w:line="240" w:lineRule="auto"/>
+        <w:pStyle w:val="ResumeSkill"/>
+        <w:keepNext w:val="0"/>
+        <w:widowControl/>
       </w:pPr>
       <w:r>
         <w:rPr>
-          <w:rFonts w:ascii="Liberation Sans" w:hAnsi="Liberation Sans" w:eastAsia="Liberation Sans"/>
+          <w:rFonts w:ascii="Arial" w:hAnsi="Arial" w:eastAsia="Arial"/>
           <w:b/>
-          <w:i w:val="0"/>
-          <w:color w:val="0B1F33"/>
-          <w:sz w:val="17"/>
-        </w:rPr>
-        <w:t xml:space="preserve">Architecture &amp; Data: </w:t>
-      </w:r>
-      <w:r>
-        <w:rPr>
-          <w:rFonts w:ascii="Liberation Sans" w:hAnsi="Liberation Sans" w:eastAsia="Liberation Sans"/>
-          <w:b w:val="0"/>
-          <w:i w:val="0"/>
-          <w:color w:val="172033"/>
-          <w:sz w:val="17"/>
-        </w:rPr>
-        <w:t>Microservices, event-driven systems, RabbitMQ, PostgreSQL, TimescaleDB, Neo4j, Apache AGE, Redis, vector search, Pinecone</w:t>
-      </w:r>
-    </w:p>
-    <w:p>
-      <w:pPr>
-        <w:spacing w:after="26" w:line="240" w:lineRule="auto"/>
-      </w:pPr>
-      <w:r>
-        <w:rPr>
-          <w:rFonts w:ascii="Liberation Sans" w:hAnsi="Liberation Sans" w:eastAsia="Liberation Sans"/>
-          <w:b/>
-          <w:i w:val="0"/>
-          <w:color w:val="0B1F33"/>
-          <w:sz w:val="17"/>
-        </w:rPr>
-        <w:t xml:space="preserve">AI &amp; LLM Infrastructure: </w:t>
-      </w:r>
-      <w:r>
-        <w:rPr>
-          <w:rFonts w:ascii="Liberation Sans" w:hAnsi="Liberation Sans" w:eastAsia="Liberation Sans"/>
-          <w:b w:val="0"/>
-          <w:i w:val="0"/>
-          <w:color w:val="172033"/>
-          <w:sz w:val="17"/>
-        </w:rPr>
-        <w:t>llama.cpp, Ollama, MLX, GGUF models, OpenAI-compatible APIs, Sentence Transformers, OpenAI, Gemini, Claude, MCP, Crawl4AI, Wikidata</w:t>
-      </w:r>
-    </w:p>
-    <w:p>
-      <w:pPr>
-        <w:spacing w:after="26" w:line="240" w:lineRule="auto"/>
-      </w:pPr>
-      <w:r>
-        <w:rPr>
-          <w:rFonts w:ascii="Liberation Sans" w:hAnsi="Liberation Sans" w:eastAsia="Liberation Sans"/>
-          <w:b/>
-          <w:i w:val="0"/>
-          <w:color w:val="0B1F33"/>
-          <w:sz w:val="17"/>
+          <w:color w:val="1F4E79"/>
+          <w:sz w:val="16"/>
         </w:rPr>
         <w:t xml:space="preserve">Platform &amp; Observability: </w:t>
       </w:r>
       <w:r>
         <w:rPr>
-          <w:rFonts w:ascii="Liberation Sans" w:hAnsi="Liberation Sans" w:eastAsia="Liberation Sans"/>
-          <w:b w:val="0"/>
-          <w:i w:val="0"/>
-          <w:color w:val="172033"/>
-          <w:sz w:val="17"/>
+          <w:rFonts w:ascii="Arial" w:hAnsi="Arial" w:eastAsia="Arial"/>
+          <w:color w:val="222222"/>
+          <w:sz w:val="16"/>
         </w:rPr>
-        <w:t>Docker, Docker Compose, Bash, Git/Gitflow, Grafana, Loki, Grafana Alloy, Authentik, Okta, Kong Gateway, Poetry</w:t>
+        <w:t>Docker, Docker Compose, Git, Bash, Grafana, Loki, Grafana Alloy, Authentik, Okta, Kong Gateway, PWA</w:t>
       </w:r>
     </w:p>
     <w:p>
       <w:pPr>
         <w:pStyle w:val="ResumeSection"/>
         <w:keepNext/>
+        <w:widowControl/>
         <w:pBdr>
-          <w:bottom w:val="single" w:sz="10" w:space="5" w:color="0891B2"/>
+          <w:bottom w:val="single" w:sz="7" w:space="1" w:color="1F4E79"/>
         </w:pBdr>
       </w:pPr>
       <w:r>
         <w:rPr>
-          <w:rFonts w:ascii="Liberation Sans" w:hAnsi="Liberation Sans" w:eastAsia="Liberation Sans"/>
+          <w:rFonts w:ascii="Arial" w:hAnsi="Arial" w:eastAsia="Arial"/>
           <w:b/>
-          <w:i w:val="0"/>
-          <w:color w:val="0B1F33"/>
+          <w:color w:val="1F4E79"/>
           <w:sz w:val="20"/>
         </w:rPr>
         <w:t>PROFESSIONAL EXPERIENCE</w:t>
       </w:r>
     </w:p>
-    <w:tbl>
-      <w:tblPr>
-        <w:tblW w:type="auto" w:w="0"/>
-        <w:jc w:val="center"/>
-        <w:tblLayout w:type="fixed"/>
-        <w:tblLook w:firstColumn="1" w:firstRow="1" w:lastColumn="0" w:lastRow="0" w:noHBand="0" w:noVBand="1" w:val="04A0"/>
-      </w:tblPr>
-      <w:tblGrid>
-        <w:gridCol w:w="7776"/>
-        <w:gridCol w:w="2520"/>
-      </w:tblGrid>
-      <w:tr>
-        <w:trPr>
-          <w:cantSplit/>
-        </w:trPr>
-        <w:tc>
-          <w:tcPr>
-            <w:tcW w:type="dxa" w:w="7776"/>
-            <w:vAlign w:val="center"/>
-            <w:tcMar>
-              <w:top w:w="30" w:type="dxa"/>
-              <w:start w:w="0" w:type="dxa"/>
-              <w:bottom w:w="20" w:type="dxa"/>
-              <w:end w:w="0" w:type="dxa"/>
-            </w:tcMar>
-          </w:tcPr>
-          <w:p>
-            <w:pPr>
-              <w:keepNext/>
-              <w:spacing w:after="0"/>
-            </w:pPr>
-            <w:r>
-              <w:rPr>
-                <w:rFonts w:ascii="Liberation Sans" w:hAnsi="Liberation Sans" w:eastAsia="Liberation Sans"/>
-                <w:b/>
-                <w:i w:val="0"/>
-                <w:color w:val="0B1F33"/>
-                <w:sz w:val="21"/>
-              </w:rPr>
-              <w:t>Full Stack Developer | QuantiFore</w:t>
-            </w:r>
-            <w:r>
-              <w:rPr>
-                <w:rFonts w:ascii="Liberation Sans" w:hAnsi="Liberation Sans" w:eastAsia="Liberation Sans"/>
-                <w:b/>
-                <w:i w:val="0"/>
-                <w:color w:val="0891B2"/>
-                <w:sz w:val="21"/>
-              </w:rPr>
-              <w:t xml:space="preserve">  |  Numenor</w:t>
-            </w:r>
-            <w:r>
-              <w:rPr>
-                <w:rFonts w:ascii="Liberation Sans" w:hAnsi="Liberation Sans" w:eastAsia="Liberation Sans"/>
-                <w:b w:val="0"/>
-                <w:i w:val="0"/>
-                <w:color w:val="566477"/>
-                <w:sz w:val="17"/>
-              </w:rPr>
-              <w:br/>
-              <w:t>Kochi, Kerala, India</w:t>
-            </w:r>
-          </w:p>
-        </w:tc>
-        <w:tc>
-          <w:tcPr>
-            <w:tcW w:type="dxa" w:w="2520"/>
-            <w:vAlign w:val="center"/>
-            <w:tcMar>
-              <w:top w:w="30" w:type="dxa"/>
-              <w:start w:w="0" w:type="dxa"/>
-              <w:bottom w:w="20" w:type="dxa"/>
-              <w:end w:w="0" w:type="dxa"/>
-            </w:tcMar>
-          </w:tcPr>
-          <w:p>
-            <w:pPr>
-              <w:spacing w:after="0"/>
-              <w:jc w:val="right"/>
-            </w:pPr>
-            <w:r>
-              <w:rPr>
-                <w:rFonts w:ascii="Liberation Sans" w:hAnsi="Liberation Sans" w:eastAsia="Liberation Sans"/>
-                <w:b/>
-                <w:i w:val="0"/>
-                <w:color w:val="0B1F33"/>
-                <w:sz w:val="17"/>
-              </w:rPr>
-              <w:t>February 2025 - Present</w:t>
-            </w:r>
-          </w:p>
-        </w:tc>
-      </w:tr>
-    </w:tbl>
     <w:p>
       <w:pPr>
-        <w:pStyle w:val="ResumeBullet"/>
-        <w:spacing w:after="34"/>
+        <w:keepNext/>
+        <w:widowControl/>
+        <w:spacing w:after="0"/>
       </w:pPr>
       <w:r>
         <w:rPr>
-          <w:rFonts w:ascii="Liberation Sans" w:hAnsi="Liberation Sans" w:eastAsia="Liberation Sans"/>
+          <w:rFonts w:ascii="Arial" w:hAnsi="Arial" w:eastAsia="Arial"/>
           <w:b/>
-          <w:i w:val="0"/>
-          <w:color w:val="0891B2"/>
+          <w:color w:val="222222"/>
           <w:sz w:val="18"/>
         </w:rPr>
-        <w:t xml:space="preserve">• </w:t>
+        <w:t>NUMENOR</w:t>
       </w:r>
       <w:r>
         <w:rPr>
-          <w:rFonts w:ascii="Liberation Sans" w:hAnsi="Liberation Sans" w:eastAsia="Liberation Sans"/>
-          <w:b w:val="0"/>
-          <w:i w:val="0"/>
-          <w:color w:val="172033"/>
+          <w:rFonts w:ascii="Arial" w:hAnsi="Arial" w:eastAsia="Arial"/>
+          <w:b/>
+          <w:color w:val="1F4E79"/>
           <w:sz w:val="18"/>
         </w:rPr>
-        <w:t>Built QuantiFore's complete React and TypeScript frontend across authentication, onboarding, dashboard analytics, monitoring, signal analysis, alerts, causal visualization, simulation, model management, administration, settings, API integration, and real-time workflows.</w:t>
+        <w:t xml:space="preserve">  -  Full Stack Developer</w:t>
+      </w:r>
+    </w:p>
+    <w:p>
+      <w:pPr>
+        <w:keepNext/>
+        <w:widowControl/>
+        <w:spacing w:after="5"/>
+      </w:pPr>
+      <w:r>
+        <w:rPr>
+          <w:rFonts w:ascii="Arial" w:hAnsi="Arial" w:eastAsia="Arial"/>
+          <w:i/>
+          <w:color w:val="555555"/>
+          <w:sz w:val="16"/>
+        </w:rPr>
+        <w:t>February 2025 - Present  |  Kochi, Kerala, India</w:t>
+      </w:r>
+    </w:p>
+    <w:p>
+      <w:pPr>
+        <w:keepNext/>
+        <w:widowControl/>
+        <w:spacing w:after="12" w:line="240" w:lineRule="auto"/>
+        <w:ind w:left="43"/>
+      </w:pPr>
+      <w:r>
+        <w:rPr>
+          <w:rFonts w:ascii="Arial" w:hAnsi="Arial" w:eastAsia="Arial"/>
+          <w:i/>
+          <w:color w:val="555555"/>
+          <w:sz w:val="16"/>
+        </w:rPr>
+        <w:t>QuantiFore - enterprise intelligence and system-dynamics platform for causal modeling, forecasting, alerts, signal analysis, and interactive what-if simulation.</w:t>
       </w:r>
     </w:p>
     <w:p>
       <w:pPr>
         <w:pStyle w:val="ResumeBullet"/>
-        <w:spacing w:after="34"/>
+        <w:widowControl/>
+        <w:spacing w:after="17" w:line="240" w:lineRule="auto"/>
       </w:pPr>
       <w:r>
         <w:rPr>
-          <w:rFonts w:ascii="Liberation Sans" w:hAnsi="Liberation Sans" w:eastAsia="Liberation Sans"/>
-          <w:b/>
-          <w:i w:val="0"/>
-          <w:color w:val="0891B2"/>
-          <w:sz w:val="18"/>
+          <w:rFonts w:ascii="Arial" w:hAnsi="Arial" w:eastAsia="Arial"/>
+          <w:color w:val="222222"/>
+          <w:sz w:val="16"/>
         </w:rPr>
-        <w:t xml:space="preserve">• </w:t>
-      </w:r>
-      <w:r>
-        <w:rPr>
-          <w:rFonts w:ascii="Liberation Sans" w:hAnsi="Liberation Sans" w:eastAsia="Liberation Sans"/>
-          <w:b w:val="0"/>
-          <w:i w:val="0"/>
-          <w:color w:val="172033"/>
-          <w:sz w:val="18"/>
-        </w:rPr>
-        <w:t>Designed and implemented the core Stock or Model Lookup workflow, including the SML Coordinator and SML Orchestrator services, using gRPC, RabbitMQ, PostgreSQL, Redis, asynchronous processing, semantic cache checks, workflow state management, and downstream service coordination.</w:t>
+        <w:t>• Built the complete React and TypeScript frontend for authentication, onboarding, dashboards, monitoring, signal analysis, alerts, causal visualization, interactive simulation, administration, settings, and real-time workflows.</w:t>
       </w:r>
     </w:p>
     <w:p>
       <w:pPr>
         <w:pStyle w:val="ResumeBullet"/>
-        <w:spacing w:after="34"/>
+        <w:widowControl/>
+        <w:spacing w:after="17" w:line="240" w:lineRule="auto"/>
       </w:pPr>
       <w:r>
         <w:rPr>
-          <w:rFonts w:ascii="Liberation Sans" w:hAnsi="Liberation Sans" w:eastAsia="Liberation Sans"/>
-          <w:b/>
-          <w:i w:val="0"/>
-          <w:color w:val="0891B2"/>
-          <w:sz w:val="18"/>
+          <w:rFonts w:ascii="Arial" w:hAnsi="Arial" w:eastAsia="Arial"/>
+          <w:color w:val="222222"/>
+          <w:sz w:val="16"/>
         </w:rPr>
-        <w:t xml:space="preserve">• </w:t>
-      </w:r>
-      <w:r>
-        <w:rPr>
-          <w:rFonts w:ascii="Liberation Sans" w:hAnsi="Liberation Sans" w:eastAsia="Liberation Sans"/>
-          <w:b w:val="0"/>
-          <w:i w:val="0"/>
-          <w:color w:val="172033"/>
-          <w:sz w:val="18"/>
-        </w:rPr>
-        <w:t>Built the Query Parser and Entity Resolution services for natural-language intent detection, entity extraction, anchor/driver identification, semantic tokens and embeddings, canonical naming, alias resolution, contextual disambiguation, and Wikidata/local-LLM integration.</w:t>
+        <w:t>• Designed a distributed natural-language model-discovery and workflow-orchestration system using Python, FastAPI, gRPC, RabbitMQ, PostgreSQL, Redis, exact matching, and pgvector semantic search.</w:t>
       </w:r>
     </w:p>
     <w:p>
       <w:pPr>
         <w:pStyle w:val="ResumeBullet"/>
-        <w:spacing w:after="34"/>
+        <w:widowControl/>
+        <w:spacing w:after="17" w:line="240" w:lineRule="auto"/>
       </w:pPr>
       <w:r>
         <w:rPr>
-          <w:rFonts w:ascii="Liberation Sans" w:hAnsi="Liberation Sans" w:eastAsia="Liberation Sans"/>
-          <w:b/>
-          <w:i w:val="0"/>
-          <w:color w:val="0891B2"/>
-          <w:sz w:val="18"/>
+          <w:rFonts w:ascii="Arial" w:hAnsi="Arial" w:eastAsia="Arial"/>
+          <w:color w:val="222222"/>
+          <w:sz w:val="16"/>
         </w:rPr>
-        <w:t xml:space="preserve">• </w:t>
-      </w:r>
-      <w:r>
-        <w:rPr>
-          <w:rFonts w:ascii="Liberation Sans" w:hAnsi="Liberation Sans" w:eastAsia="Liberation Sans"/>
-          <w:b w:val="0"/>
-          <w:i w:val="0"/>
-          <w:color w:val="172033"/>
-          <w:sz w:val="18"/>
-        </w:rPr>
-        <w:t>Developed the WebSocket Gateway Service to deliver authenticated SML completion events, alerts, job updates, and real-time platform notifications to frontend sessions.</w:t>
+        <w:t>• Built query interpretation and entity-resolution capabilities for intent classification, entity/relationship extraction, canonical naming, alias resolution, contextual disambiguation, embeddings, and Wikidata grounding.</w:t>
       </w:r>
     </w:p>
     <w:p>
       <w:pPr>
         <w:pStyle w:val="ResumeBullet"/>
-        <w:spacing w:after="34"/>
+        <w:widowControl/>
+        <w:spacing w:after="17" w:line="240" w:lineRule="auto"/>
       </w:pPr>
       <w:r>
         <w:rPr>
-          <w:rFonts w:ascii="Liberation Sans" w:hAnsi="Liberation Sans" w:eastAsia="Liberation Sans"/>
-          <w:b/>
-          <w:i w:val="0"/>
-          <w:color w:val="0891B2"/>
-          <w:sz w:val="18"/>
+          <w:rFonts w:ascii="Arial" w:hAnsi="Arial" w:eastAsia="Arial"/>
+          <w:color w:val="222222"/>
+          <w:sz w:val="16"/>
         </w:rPr>
-        <w:t xml:space="preserve">• </w:t>
-      </w:r>
-      <w:r>
-        <w:rPr>
-          <w:rFonts w:ascii="Liberation Sans" w:hAnsi="Liberation Sans" w:eastAsia="Liberation Sans"/>
-          <w:b w:val="0"/>
-          <w:i w:val="0"/>
-          <w:color w:val="172033"/>
-          <w:sz w:val="18"/>
-        </w:rPr>
-        <w:t>Architected and developed the Signal Scraper and Signal Scheduler services, covering LLM query planning, trusted-source ranking, relevance screening, Crawl4AI extraction, evidence verification, geocoding, deduplication, job claiming, stale-claim recovery, persistence, and alert publication.</w:t>
+        <w:t>• Developed authenticated WebSocket delivery for progress updates, completion events, alerts, live activity, and background-job states.</w:t>
       </w:r>
     </w:p>
     <w:p>
       <w:pPr>
         <w:pStyle w:val="ResumeBullet"/>
-        <w:spacing w:after="34"/>
+        <w:widowControl/>
+        <w:spacing w:after="17" w:line="240" w:lineRule="auto"/>
       </w:pPr>
       <w:r>
         <w:rPr>
-          <w:rFonts w:ascii="Liberation Sans" w:hAnsi="Liberation Sans" w:eastAsia="Liberation Sans"/>
-          <w:b/>
-          <w:i w:val="0"/>
-          <w:color w:val="0891B2"/>
-          <w:sz w:val="18"/>
+          <w:rFonts w:ascii="Arial" w:hAnsi="Arial" w:eastAsia="Arial"/>
+          <w:color w:val="222222"/>
+          <w:sz w:val="16"/>
         </w:rPr>
-        <w:t xml:space="preserve">• </w:t>
-      </w:r>
-      <w:r>
-        <w:rPr>
-          <w:rFonts w:ascii="Liberation Sans" w:hAnsi="Liberation Sans" w:eastAsia="Liberation Sans"/>
-          <w:b w:val="0"/>
-          <w:i w:val="0"/>
-          <w:color w:val="172033"/>
-          <w:sz w:val="18"/>
-        </w:rPr>
-        <w:t>Set up self-hosted model-serving infrastructure using llama.cpp, Ollama, MLX, GGUF models, and OpenAI-compatible endpoints, including model routing, context/concurrency configuration, retries, fallbacks, and integrations with application and developer workflows.</w:t>
+        <w:t>• Architected an AI signal-intelligence and scheduling pipeline for trusted-source search, LLM relevance screening, crawling, evidence-backed extraction, geocoding, deduplication, distributed job claiming/recovery, persistence, and alerts.</w:t>
       </w:r>
     </w:p>
     <w:p>
       <w:pPr>
         <w:pStyle w:val="ResumeBullet"/>
-        <w:spacing w:after="34"/>
+        <w:widowControl/>
+        <w:spacing w:after="17" w:line="240" w:lineRule="auto"/>
       </w:pPr>
       <w:r>
         <w:rPr>
-          <w:rFonts w:ascii="Liberation Sans" w:hAnsi="Liberation Sans" w:eastAsia="Liberation Sans"/>
-          <w:b/>
-          <w:i w:val="0"/>
-          <w:color w:val="0891B2"/>
-          <w:sz w:val="18"/>
+          <w:rFonts w:ascii="Arial" w:hAnsi="Arial" w:eastAsia="Arial"/>
+          <w:color w:val="222222"/>
+          <w:sz w:val="16"/>
         </w:rPr>
-        <w:t xml:space="preserve">• </w:t>
-      </w:r>
-      <w:r>
-        <w:rPr>
-          <w:rFonts w:ascii="Liberation Sans" w:hAnsi="Liberation Sans" w:eastAsia="Liberation Sans"/>
-          <w:b w:val="0"/>
-          <w:i w:val="0"/>
-          <w:color w:val="172033"/>
-          <w:sz w:val="18"/>
-        </w:rPr>
-        <w:t>Built and maintained development, staging, and production workflows for a 26+ container platform using Docker Compose, environment-specific configuration, health checks, networks, volumes, service dependencies, startup ordering, and bootstrap automation for lifecycle management and troubleshooting.</w:t>
+        <w:t>• Set up self-hosted inference with llama.cpp, Ollama, GGUF models, MLX experiments, and OpenAI-compatible endpoints, including routing, concurrency controls, retries, backoff, and fallbacks.</w:t>
       </w:r>
     </w:p>
     <w:p>
       <w:pPr>
         <w:pStyle w:val="ResumeBullet"/>
-        <w:spacing w:after="34"/>
+        <w:widowControl/>
+        <w:spacing w:after="17" w:line="240" w:lineRule="auto"/>
       </w:pPr>
       <w:r>
         <w:rPr>
-          <w:rFonts w:ascii="Liberation Sans" w:hAnsi="Liberation Sans" w:eastAsia="Liberation Sans"/>
+          <w:rFonts w:ascii="Arial" w:hAnsi="Arial" w:eastAsia="Arial"/>
+          <w:color w:val="222222"/>
+          <w:sz w:val="16"/>
+        </w:rPr>
+        <w:t>• Built Docker Compose development, staging, and production workflows for 26+ containers with environment configuration, health checks, startup ordering, shared infrastructure access, and bootstrap automation.</w:t>
+      </w:r>
+    </w:p>
+    <w:p>
+      <w:pPr>
+        <w:pStyle w:val="ResumeBullet"/>
+        <w:widowControl/>
+        <w:spacing w:after="22" w:line="240" w:lineRule="auto"/>
+      </w:pPr>
+      <w:r>
+        <w:rPr>
+          <w:rFonts w:ascii="Arial" w:hAnsi="Arial" w:eastAsia="Arial"/>
+          <w:color w:val="222222"/>
+          <w:sz w:val="16"/>
+        </w:rPr>
+        <w:t>• Implemented Grafana/Loki/Alloy observability, supported Authentik/Okta identity flows, and maintained Git branching, integration, release, and production-support workflows.</w:t>
+      </w:r>
+    </w:p>
+    <w:p>
+      <w:pPr>
+        <w:keepNext/>
+        <w:widowControl/>
+        <w:spacing w:after="0"/>
+      </w:pPr>
+      <w:r>
+        <w:rPr>
+          <w:rFonts w:ascii="Arial" w:hAnsi="Arial" w:eastAsia="Arial"/>
           <w:b/>
-          <w:i w:val="0"/>
-          <w:color w:val="0891B2"/>
+          <w:color w:val="222222"/>
           <w:sz w:val="18"/>
         </w:rPr>
-        <w:t xml:space="preserve">• </w:t>
+        <w:t>GRAPELIME INNOVATIONS PRIVATE LIMITED</w:t>
       </w:r>
       <w:r>
         <w:rPr>
-          <w:rFonts w:ascii="Liberation Sans" w:hAnsi="Liberation Sans" w:eastAsia="Liberation Sans"/>
-          <w:b w:val="0"/>
-          <w:i w:val="0"/>
-          <w:color w:val="172033"/>
+          <w:rFonts w:ascii="Arial" w:hAnsi="Arial" w:eastAsia="Arial"/>
+          <w:b/>
+          <w:color w:val="1F4E79"/>
           <w:sz w:val="18"/>
         </w:rPr>
-        <w:t>Configured centralized observability with Grafana, Loki, and Grafana Alloy, and maintained Git branching, repository organization, service integration, environment coordination, merge workflows, and release-oriented platform operations.</w:t>
+        <w:t xml:space="preserve">  -  Software Developer</w:t>
       </w:r>
     </w:p>
     <w:p>
+      <w:pPr>
+        <w:keepNext/>
+        <w:widowControl/>
+        <w:spacing w:after="5"/>
+      </w:pPr>
       <w:r>
-        <w:br w:type="page"/>
+        <w:rPr>
+          <w:rFonts w:ascii="Arial" w:hAnsi="Arial" w:eastAsia="Arial"/>
+          <w:i/>
+          <w:color w:val="555555"/>
+          <w:sz w:val="16"/>
+        </w:rPr>
+        <w:t>December 2022 - September 2024  |  Kochi, Kerala, India</w:t>
+      </w:r>
+    </w:p>
+    <w:p>
+      <w:pPr>
+        <w:pStyle w:val="ResumeBullet"/>
+        <w:widowControl/>
+        <w:spacing w:after="17" w:line="240" w:lineRule="auto"/>
+      </w:pPr>
+      <w:r>
+        <w:rPr>
+          <w:rFonts w:ascii="Arial" w:hAnsi="Arial" w:eastAsia="Arial"/>
+          <w:color w:val="222222"/>
+          <w:sz w:val="16"/>
+        </w:rPr>
+        <w:t>• Developed React interfaces and Node.js/GraphQL backend features across Newsraven, Clinasyst, and Responseloop, including scheduled tasks, database integrations, authentication flows, and Google Maps.</w:t>
+      </w:r>
+    </w:p>
+    <w:p>
+      <w:pPr>
+        <w:pStyle w:val="ResumeBullet"/>
+        <w:widowControl/>
+        <w:spacing w:after="17" w:line="240" w:lineRule="auto"/>
+      </w:pPr>
+      <w:r>
+        <w:rPr>
+          <w:rFonts w:ascii="Arial" w:hAnsi="Arial" w:eastAsia="Arial"/>
+          <w:color w:val="222222"/>
+          <w:sz w:val="16"/>
+        </w:rPr>
+        <w:t>• Integrated OpenAI, Gemini, and Claude for summarization, Q&amp;A, generated content, and semantic search using PostgreSQL, vector databases, and Pinecone.</w:t>
+      </w:r>
+    </w:p>
+    <w:p>
+      <w:pPr>
+        <w:pStyle w:val="ResumeBullet"/>
+        <w:widowControl/>
+        <w:spacing w:after="22" w:line="240" w:lineRule="auto"/>
+      </w:pPr>
+      <w:r>
+        <w:rPr>
+          <w:rFonts w:ascii="Arial" w:hAnsi="Arial" w:eastAsia="Arial"/>
+          <w:color w:val="222222"/>
+          <w:sz w:val="16"/>
+        </w:rPr>
+        <w:t>• Conducted code reviews, removed redundant implementation, supported test deployments, and validated complete frontend and backend feature flows.</w:t>
       </w:r>
     </w:p>
     <w:p>
       <w:pPr>
         <w:pStyle w:val="ResumeSection"/>
         <w:keepNext/>
+        <w:widowControl/>
         <w:pBdr>
-          <w:bottom w:val="single" w:sz="10" w:space="5" w:color="0891B2"/>
+          <w:bottom w:val="single" w:sz="7" w:space="1" w:color="1F4E79"/>
         </w:pBdr>
       </w:pPr>
       <w:r>
         <w:rPr>
-          <w:rFonts w:ascii="Liberation Sans" w:hAnsi="Liberation Sans" w:eastAsia="Liberation Sans"/>
+          <w:rFonts w:ascii="Arial" w:hAnsi="Arial" w:eastAsia="Arial"/>
           <w:b/>
-          <w:i w:val="0"/>
-          <w:color w:val="0B1F33"/>
+          <w:color w:val="1F4E79"/>
           <w:sz w:val="20"/>
         </w:rPr>
-        <w:t>PROFESSIONAL EXPERIENCE (CONTINUED)</w:t>
+        <w:t>PROJECTS</w:t>
       </w:r>
     </w:p>
-    <w:tbl>
-      <w:tblPr>
-        <w:tblW w:type="auto" w:w="0"/>
-        <w:jc w:val="center"/>
-        <w:tblLayout w:type="fixed"/>
-        <w:tblLook w:firstColumn="1" w:firstRow="1" w:lastColumn="0" w:lastRow="0" w:noHBand="0" w:noVBand="1" w:val="04A0"/>
-      </w:tblPr>
-      <w:tblGrid>
-        <w:gridCol w:w="7776"/>
-        <w:gridCol w:w="2520"/>
-      </w:tblGrid>
-      <w:tr>
-        <w:trPr>
-          <w:cantSplit/>
-        </w:trPr>
-        <w:tc>
-          <w:tcPr>
-            <w:tcW w:type="dxa" w:w="7776"/>
-            <w:vAlign w:val="center"/>
-            <w:tcMar>
-              <w:top w:w="30" w:type="dxa"/>
-              <w:start w:w="0" w:type="dxa"/>
-              <w:bottom w:w="20" w:type="dxa"/>
-              <w:end w:w="0" w:type="dxa"/>
-            </w:tcMar>
-          </w:tcPr>
-          <w:p>
-            <w:pPr>
-              <w:keepNext/>
-              <w:spacing w:after="0"/>
-            </w:pPr>
-            <w:r>
-              <w:rPr>
-                <w:rFonts w:ascii="Liberation Sans" w:hAnsi="Liberation Sans" w:eastAsia="Liberation Sans"/>
-                <w:b/>
-                <w:i w:val="0"/>
-                <w:color w:val="0B1F33"/>
-                <w:sz w:val="21"/>
-              </w:rPr>
-              <w:t>Software Developer</w:t>
-            </w:r>
-            <w:r>
-              <w:rPr>
-                <w:rFonts w:ascii="Liberation Sans" w:hAnsi="Liberation Sans" w:eastAsia="Liberation Sans"/>
-                <w:b/>
-                <w:i w:val="0"/>
-                <w:color w:val="0891B2"/>
-                <w:sz w:val="21"/>
-              </w:rPr>
-              <w:t xml:space="preserve">  |  Grapelime Innovations Private Limited</w:t>
-            </w:r>
-            <w:r>
-              <w:rPr>
-                <w:rFonts w:ascii="Liberation Sans" w:hAnsi="Liberation Sans" w:eastAsia="Liberation Sans"/>
-                <w:b w:val="0"/>
-                <w:i w:val="0"/>
-                <w:color w:val="566477"/>
-                <w:sz w:val="17"/>
-              </w:rPr>
-              <w:br/>
-              <w:t>Kochi, Kerala, India</w:t>
-            </w:r>
-          </w:p>
-        </w:tc>
-        <w:tc>
-          <w:tcPr>
-            <w:tcW w:type="dxa" w:w="2520"/>
-            <w:vAlign w:val="center"/>
-            <w:tcMar>
-              <w:top w:w="30" w:type="dxa"/>
-              <w:start w:w="0" w:type="dxa"/>
-              <w:bottom w:w="20" w:type="dxa"/>
-              <w:end w:w="0" w:type="dxa"/>
-            </w:tcMar>
-          </w:tcPr>
-          <w:p>
-            <w:pPr>
-              <w:spacing w:after="0"/>
-              <w:jc w:val="right"/>
-            </w:pPr>
-            <w:r>
-              <w:rPr>
-                <w:rFonts w:ascii="Liberation Sans" w:hAnsi="Liberation Sans" w:eastAsia="Liberation Sans"/>
-                <w:b/>
-                <w:i w:val="0"/>
-                <w:color w:val="0B1F33"/>
-                <w:sz w:val="17"/>
-              </w:rPr>
-              <w:t>December 2022 - September 2024</w:t>
-            </w:r>
-          </w:p>
-        </w:tc>
-      </w:tr>
-    </w:tbl>
+    <w:p>
+      <w:pPr>
+        <w:keepNext/>
+        <w:widowControl/>
+        <w:spacing w:after="5"/>
+      </w:pPr>
+      <w:r>
+        <w:rPr>
+          <w:rFonts w:ascii="Arial" w:hAnsi="Arial" w:eastAsia="Arial"/>
+          <w:b/>
+          <w:color w:val="222222"/>
+          <w:sz w:val="18"/>
+        </w:rPr>
+        <w:t>SPENDWISE</w:t>
+      </w:r>
+      <w:r>
+        <w:rPr>
+          <w:rFonts w:ascii="Arial" w:hAnsi="Arial" w:eastAsia="Arial"/>
+          <w:i/>
+          <w:color w:val="555555"/>
+          <w:sz w:val="16"/>
+        </w:rPr>
+        <w:t xml:space="preserve">  -  Personal Finance &amp; Budgeting PWA - Independent Project</w:t>
+      </w:r>
+      <w:r>
+        <w:rPr>
+          <w:rFonts w:ascii="Arial" w:hAnsi="Arial" w:eastAsia="Arial"/>
+          <w:color w:val="666666"/>
+          <w:sz w:val="15"/>
+        </w:rPr>
+        <w:t xml:space="preserve">  |  </w:t>
+      </w:r>
+      <w:hyperlink r:id="rId13">
+        <w:r>
+          <w:rPr>
+            <w:rFonts w:ascii="Arial" w:hAnsi="Arial" w:eastAsia="Arial"/>
+            <w:color w:val="1F4E79"/>
+            <w:sz w:val="15"/>
+            <w:szCs w:val="15"/>
+            <w:u w:val="none"/>
+          </w:rPr>
+          <w:t>spendws.netlify.app/login</w:t>
+        </w:r>
+      </w:hyperlink>
+    </w:p>
     <w:p>
       <w:pPr>
         <w:pStyle w:val="ResumeBullet"/>
+        <w:widowControl/>
+        <w:spacing w:after="17" w:line="240" w:lineRule="auto"/>
       </w:pPr>
       <w:r>
         <w:rPr>
-          <w:rFonts w:ascii="Liberation Sans" w:hAnsi="Liberation Sans" w:eastAsia="Liberation Sans"/>
-          <w:b/>
-          <w:i w:val="0"/>
-          <w:color w:val="0891B2"/>
-          <w:sz w:val="18"/>
+          <w:rFonts w:ascii="Arial" w:hAnsi="Arial" w:eastAsia="Arial"/>
+          <w:color w:val="222222"/>
+          <w:sz w:val="16"/>
         </w:rPr>
-        <w:t xml:space="preserve">• </w:t>
-      </w:r>
-      <w:r>
-        <w:rPr>
-          <w:rFonts w:ascii="Liberation Sans" w:hAnsi="Liberation Sans" w:eastAsia="Liberation Sans"/>
-          <w:b w:val="0"/>
-          <w:i w:val="0"/>
-          <w:color w:val="172033"/>
-          <w:sz w:val="18"/>
-        </w:rPr>
-        <w:t>Developed reusable React.js interfaces, responsive layouts, and interactive product workflows across Newsraven, Clinasyst, and Responseloop.</w:t>
+        <w:t>• Built a mobile-first finance application for expense tracking, budgets and allocations, recurring transactions, debt repayments, custom categories, advanced search, and CSV reporting using React, Vite, Tailwind CSS, and Supabase/PostgreSQL.</w:t>
       </w:r>
     </w:p>
     <w:p>
       <w:pPr>
         <w:pStyle w:val="ResumeBullet"/>
+        <w:widowControl/>
+        <w:spacing w:after="17" w:line="240" w:lineRule="auto"/>
       </w:pPr>
       <w:r>
         <w:rPr>
-          <w:rFonts w:ascii="Liberation Sans" w:hAnsi="Liberation Sans" w:eastAsia="Liberation Sans"/>
-          <w:b/>
-          <w:i w:val="0"/>
-          <w:color w:val="0891B2"/>
-          <w:sz w:val="18"/>
+          <w:rFonts w:ascii="Arial" w:hAnsi="Arial" w:eastAsia="Arial"/>
+          <w:color w:val="222222"/>
+          <w:sz w:val="16"/>
         </w:rPr>
-        <w:t xml:space="preserve">• </w:t>
-      </w:r>
-      <w:r>
-        <w:rPr>
-          <w:rFonts w:ascii="Liberation Sans" w:hAnsi="Liberation Sans" w:eastAsia="Liberation Sans"/>
-          <w:b w:val="0"/>
-          <w:i w:val="0"/>
-          <w:color w:val="172033"/>
-          <w:sz w:val="18"/>
-        </w:rPr>
-        <w:t>Built Node.js and GraphQL backend functionality, including API operations, scheduled tasks, server-side processing, PostgreSQL integration, authentication flows, and Google Maps-based features.</w:t>
+        <w:t>• Designed authenticated relational financial models with Supabase Auth and PostgreSQL Row-Level Security for expenses, budgets, allocations, recurring items, debts, and payment histories.</w:t>
       </w:r>
     </w:p>
     <w:p>
       <w:pPr>
         <w:pStyle w:val="ResumeBullet"/>
+        <w:widowControl/>
+        <w:spacing w:after="17" w:line="240" w:lineRule="auto"/>
       </w:pPr>
       <w:r>
         <w:rPr>
-          <w:rFonts w:ascii="Liberation Sans" w:hAnsi="Liberation Sans" w:eastAsia="Liberation Sans"/>
-          <w:b/>
-          <w:i w:val="0"/>
-          <w:color w:val="0891B2"/>
-          <w:sz w:val="18"/>
+          <w:rFonts w:ascii="Arial" w:hAnsi="Arial" w:eastAsia="Arial"/>
+          <w:color w:val="222222"/>
+          <w:sz w:val="16"/>
         </w:rPr>
-        <w:t xml:space="preserve">• </w:t>
-      </w:r>
-      <w:r>
-        <w:rPr>
-          <w:rFonts w:ascii="Liberation Sans" w:hAnsi="Liberation Sans" w:eastAsia="Liberation Sans"/>
-          <w:b w:val="0"/>
-          <w:i w:val="0"/>
-          <w:color w:val="172033"/>
-          <w:sz w:val="18"/>
-        </w:rPr>
-        <w:t>Integrated OpenAI, Gemini, and Claude for summarization, question answering, AI-generated content, semantic search, and similarity-search workflows using PostgreSQL, vector databases, and Pinecone.</w:t>
+        <w:t>• Implemented recurrence rules, debt-payment integration, debounced multi-filter search, amount/date/category sorting, and raw/summary CSV export through reusable React hooks and domain logic.</w:t>
       </w:r>
     </w:p>
     <w:p>
       <w:pPr>
         <w:pStyle w:val="ResumeBullet"/>
+        <w:widowControl/>
+        <w:spacing w:after="22" w:line="240" w:lineRule="auto"/>
       </w:pPr>
       <w:r>
         <w:rPr>
-          <w:rFonts w:ascii="Liberation Sans" w:hAnsi="Liberation Sans" w:eastAsia="Liberation Sans"/>
-          <w:b/>
-          <w:i w:val="0"/>
-          <w:color w:val="0891B2"/>
-          <w:sz w:val="18"/>
+          <w:rFonts w:ascii="Arial" w:hAnsi="Arial" w:eastAsia="Arial"/>
+          <w:color w:val="222222"/>
+          <w:sz w:val="16"/>
         </w:rPr>
-        <w:t xml:space="preserve">• </w:t>
-      </w:r>
-      <w:r>
-        <w:rPr>
-          <w:rFonts w:ascii="Liberation Sans" w:hAnsi="Liberation Sans" w:eastAsia="Liberation Sans"/>
-          <w:b w:val="0"/>
-          <w:i w:val="0"/>
-          <w:color w:val="172033"/>
-          <w:sz w:val="18"/>
-        </w:rPr>
-        <w:t>Performed code reviews, removed redundant code, supported test deployments, validated features, and collaborated across frontend and backend delivery.</w:t>
+        <w:t>• Developed Recharts analytics and PWA capabilities including service-worker caching, install/offline support, browser notifications, budget alerts, reminders, themes, haptic feedback, and Netlify deployment.</w:t>
       </w:r>
     </w:p>
     <w:p>
       <w:pPr>
         <w:pStyle w:val="ResumeSection"/>
         <w:keepNext/>
+        <w:widowControl/>
         <w:pBdr>
-          <w:bottom w:val="single" w:sz="10" w:space="5" w:color="0891B2"/>
+          <w:bottom w:val="single" w:sz="7" w:space="1" w:color="1F4E79"/>
         </w:pBdr>
       </w:pPr>
       <w:r>
         <w:rPr>
-          <w:rFonts w:ascii="Liberation Sans" w:hAnsi="Liberation Sans" w:eastAsia="Liberation Sans"/>
+          <w:rFonts w:ascii="Arial" w:hAnsi="Arial" w:eastAsia="Arial"/>
           <w:b/>
-          <w:i w:val="0"/>
-          <w:color w:val="0B1F33"/>
+          <w:color w:val="1F4E79"/>
           <w:sz w:val="20"/>
         </w:rPr>
-        <w:t>SELECTED ENGINEERING WORK</w:t>
+        <w:t>INTERNSHIP</w:t>
       </w:r>
     </w:p>
     <w:p>
       <w:pPr>
         <w:keepNext/>
-        <w:spacing w:before="60" w:after="20"/>
+        <w:widowControl/>
+        <w:spacing w:after="0"/>
       </w:pPr>
       <w:r>
         <w:rPr>
-          <w:rFonts w:ascii="Liberation Sans" w:hAnsi="Liberation Sans" w:eastAsia="Liberation Sans"/>
+          <w:rFonts w:ascii="Arial" w:hAnsi="Arial" w:eastAsia="Arial"/>
           <w:b/>
-          <w:i w:val="0"/>
-          <w:color w:val="0B1F33"/>
-          <w:sz w:val="19"/>
+          <w:color w:val="222222"/>
+          <w:sz w:val="18"/>
         </w:rPr>
-        <w:t>QuantiFore Platform - Full-Stack &amp; Platform Engineering</w:t>
-      </w:r>
-    </w:p>
-    <w:p>
-      <w:pPr>
-        <w:spacing w:after="20" w:line="245" w:lineRule="auto"/>
-      </w:pPr>
-      <w:r>
-        <w:rPr>
-          <w:rFonts w:ascii="Liberation Sans" w:hAnsi="Liberation Sans" w:eastAsia="Liberation Sans"/>
-          <w:b w:val="0"/>
-          <w:i w:val="0"/>
-          <w:color w:val="172033"/>
-          <w:sz w:val="17"/>
-        </w:rPr>
-        <w:t>Built the complete analytical frontend, core natural-language model lookup services, WebSocket delivery, signal-intelligence services, shared local-model integrations, Docker environments, bootstrap workflows, observability, and Git coordination for an event-driven intelligence and system-dynamics platform.</w:t>
-      </w:r>
-    </w:p>
-    <w:p>
-      <w:pPr>
-        <w:spacing w:after="44"/>
-      </w:pPr>
-      <w:r>
-        <w:rPr>
-          <w:rFonts w:ascii="Liberation Sans" w:hAnsi="Liberation Sans" w:eastAsia="Liberation Sans"/>
-          <w:b/>
-          <w:i w:val="0"/>
-          <w:color w:val="0891B2"/>
-          <w:sz w:val="16"/>
-        </w:rPr>
-        <w:t xml:space="preserve">Technology: </w:t>
+        <w:t>LUMINAR TECHNOLAB</w:t>
       </w:r>
       <w:r>
         <w:rPr>
-          <w:rFonts w:ascii="Liberation Sans" w:hAnsi="Liberation Sans" w:eastAsia="Liberation Sans"/>
-          <w:b w:val="0"/>
-          <w:i w:val="0"/>
-          <w:color w:val="566477"/>
-          <w:sz w:val="16"/>
+          <w:rFonts w:ascii="Arial" w:hAnsi="Arial" w:eastAsia="Arial"/>
+          <w:b/>
+          <w:color w:val="1F4E79"/>
+          <w:sz w:val="18"/>
         </w:rPr>
-        <w:t>React, TypeScript, Python, FastAPI, gRPC, RabbitMQ, PostgreSQL, TimescaleDB, Apache AGE, Redis, WebSockets, Docker, Grafana, llama.cpp, Ollama</w:t>
+        <w:t xml:space="preserve">  -  MEARN Stack Web Development Intern</w:t>
       </w:r>
     </w:p>
     <w:p>
       <w:pPr>
         <w:keepNext/>
-        <w:spacing w:before="60" w:after="20"/>
+        <w:widowControl/>
+        <w:spacing w:after="5"/>
       </w:pPr>
       <w:r>
         <w:rPr>
-          <w:rFonts w:ascii="Liberation Sans" w:hAnsi="Liberation Sans" w:eastAsia="Liberation Sans"/>
-          <w:b/>
-          <w:i w:val="0"/>
-          <w:color w:val="0B1F33"/>
-          <w:sz w:val="19"/>
+          <w:rFonts w:ascii="Arial" w:hAnsi="Arial" w:eastAsia="Arial"/>
+          <w:i/>
+          <w:color w:val="555555"/>
+          <w:sz w:val="16"/>
         </w:rPr>
-        <w:t>Evidence-Backed Signal Intelligence Pipeline</w:t>
+        <w:t>May 2022 - September 2022  |  Kochi, Kerala, India</w:t>
       </w:r>
     </w:p>
     <w:p>
       <w:pPr>
-        <w:spacing w:after="20" w:line="245" w:lineRule="auto"/>
+        <w:pStyle w:val="ResumeBullet"/>
+        <w:widowControl/>
+        <w:spacing w:after="20" w:line="240" w:lineRule="auto"/>
       </w:pPr>
       <w:r>
         <w:rPr>
-          <w:rFonts w:ascii="Liberation Sans" w:hAnsi="Liberation Sans" w:eastAsia="Liberation Sans"/>
-          <w:b w:val="0"/>
-          <w:i w:val="0"/>
-          <w:color w:val="172033"/>
-          <w:sz w:val="17"/>
-        </w:rPr>
-        <w:t>Created an asynchronous discovery pipeline that plans searches, ranks trusted sources, screens relevance in batches, crawls selected pages, extracts structured signals, verifies evidence against source content, geocodes locations, deduplicates results, persists state, and publishes completion and alert events.</w:t>
-      </w:r>
-    </w:p>
-    <w:p>
-      <w:pPr>
-        <w:spacing w:after="44"/>
-      </w:pPr>
-      <w:r>
-        <w:rPr>
-          <w:rFonts w:ascii="Liberation Sans" w:hAnsi="Liberation Sans" w:eastAsia="Liberation Sans"/>
-          <w:b/>
-          <w:i w:val="0"/>
-          <w:color w:val="0891B2"/>
+          <w:rFonts w:ascii="Arial" w:hAnsi="Arial" w:eastAsia="Arial"/>
+          <w:color w:val="222222"/>
           <w:sz w:val="16"/>
         </w:rPr>
-        <w:t xml:space="preserve">Technology: </w:t>
-      </w:r>
-      <w:r>
-        <w:rPr>
-          <w:rFonts w:ascii="Liberation Sans" w:hAnsi="Liberation Sans" w:eastAsia="Liberation Sans"/>
-          <w:b w:val="0"/>
-          <w:i w:val="0"/>
-          <w:color w:val="566477"/>
-          <w:sz w:val="16"/>
-        </w:rPr>
-        <w:t>Python, aio-pika, asyncpg, SearXNG, Crawl4AI, MCP, Wikidata, local LLM endpoints, PostgreSQL</w:t>
-      </w:r>
-    </w:p>
-    <w:p>
-      <w:pPr>
-        <w:keepNext/>
-        <w:spacing w:before="60" w:after="20"/>
-      </w:pPr>
-      <w:r>
-        <w:rPr>
-          <w:rFonts w:ascii="Liberation Sans" w:hAnsi="Liberation Sans" w:eastAsia="Liberation Sans"/>
-          <w:b/>
-          <w:i w:val="0"/>
-          <w:color w:val="0B1F33"/>
-          <w:sz w:val="19"/>
-        </w:rPr>
-        <w:t>Stock or Model Lookup Workflow</w:t>
-      </w:r>
-    </w:p>
-    <w:p>
-      <w:pPr>
-        <w:spacing w:after="20" w:line="245" w:lineRule="auto"/>
-      </w:pPr>
-      <w:r>
-        <w:rPr>
-          <w:rFonts w:ascii="Liberation Sans" w:hAnsi="Liberation Sans" w:eastAsia="Liberation Sans"/>
-          <w:b w:val="0"/>
-          <w:i w:val="0"/>
-          <w:color w:val="172033"/>
-          <w:sz w:val="17"/>
-        </w:rPr>
-        <w:t>Implemented the path from user query to ready model through immediate job acceptance, organization-context hydration, typed parsing, entity resolution, exact and semantic reuse, fast/slow workflow branching, asynchronous coordination, and real-time completion notification.</w:t>
-      </w:r>
-    </w:p>
-    <w:p>
-      <w:pPr>
-        <w:spacing w:after="44"/>
-      </w:pPr>
-      <w:r>
-        <w:rPr>
-          <w:rFonts w:ascii="Liberation Sans" w:hAnsi="Liberation Sans" w:eastAsia="Liberation Sans"/>
-          <w:b/>
-          <w:i w:val="0"/>
-          <w:color w:val="0891B2"/>
-          <w:sz w:val="16"/>
-        </w:rPr>
-        <w:t xml:space="preserve">Technology: </w:t>
-      </w:r>
-      <w:r>
-        <w:rPr>
-          <w:rFonts w:ascii="Liberation Sans" w:hAnsi="Liberation Sans" w:eastAsia="Liberation Sans"/>
-          <w:b w:val="0"/>
-          <w:i w:val="0"/>
-          <w:color w:val="566477"/>
-          <w:sz w:val="16"/>
-        </w:rPr>
-        <w:t>Python, gRPC, Protocol Buffers, RabbitMQ, PostgreSQL, Redis, Sentence Transformers, WebSockets</w:t>
+        <w:t>• Completed hands-on MEARN-stack training and delivered frontend and full-stack application projects.</w:t>
       </w:r>
     </w:p>
     <w:p>
       <w:pPr>
         <w:pStyle w:val="ResumeSection"/>
         <w:keepNext/>
+        <w:widowControl/>
         <w:pBdr>
-          <w:bottom w:val="single" w:sz="10" w:space="5" w:color="0891B2"/>
+          <w:bottom w:val="single" w:sz="7" w:space="1" w:color="1F4E79"/>
         </w:pBdr>
       </w:pPr>
       <w:r>
         <w:rPr>
-          <w:rFonts w:ascii="Liberation Sans" w:hAnsi="Liberation Sans" w:eastAsia="Liberation Sans"/>
+          <w:rFonts w:ascii="Arial" w:hAnsi="Arial" w:eastAsia="Arial"/>
           <w:b/>
-          <w:i w:val="0"/>
-          <w:color w:val="0B1F33"/>
+          <w:color w:val="1F4E79"/>
           <w:sz w:val="20"/>
         </w:rPr>
-        <w:t>ADDITIONAL PLATFORM EXPERIENCE</w:t>
+        <w:t>EDUCATION</w:t>
       </w:r>
     </w:p>
     <w:p>
       <w:pPr>
-        <w:pStyle w:val="ResumeBullet"/>
-        <w:spacing w:after="30"/>
+        <w:widowControl/>
+        <w:spacing w:after="0"/>
       </w:pPr>
       <w:r>
         <w:rPr>
-          <w:rFonts w:ascii="Liberation Sans" w:hAnsi="Liberation Sans" w:eastAsia="Liberation Sans"/>
+          <w:rFonts w:ascii="Arial" w:hAnsi="Arial" w:eastAsia="Arial"/>
           <w:b/>
-          <w:i w:val="0"/>
-          <w:color w:val="0891B2"/>
+          <w:color w:val="222222"/>
           <w:sz w:val="17"/>
         </w:rPr>
-        <w:t xml:space="preserve">• </w:t>
+        <w:t>Bachelor of Computer Applications</w:t>
       </w:r>
       <w:r>
         <w:rPr>
-          <w:rFonts w:ascii="Liberation Sans" w:hAnsi="Liberation Sans" w:eastAsia="Liberation Sans"/>
-          <w:b w:val="0"/>
-          <w:i w:val="0"/>
-          <w:color w:val="172033"/>
-          <w:sz w:val="17"/>
+          <w:rFonts w:ascii="Arial" w:hAnsi="Arial" w:eastAsia="Arial"/>
+          <w:color w:val="555555"/>
+          <w:sz w:val="16"/>
         </w:rPr>
-        <w:t>Designed and integrated versioned gRPC and Protocol Buffer service contracts, RabbitMQ direct/topic exchanges, dead-letter handling, publisher confirmations, trace context, and asynchronous job envelopes.</w:t>
-      </w:r>
-    </w:p>
-    <w:p>
-      <w:pPr>
-        <w:pStyle w:val="ResumeBullet"/>
-        <w:spacing w:after="30"/>
-      </w:pPr>
-      <w:r>
-        <w:rPr>
-          <w:rFonts w:ascii="Liberation Sans" w:hAnsi="Liberation Sans" w:eastAsia="Liberation Sans"/>
-          <w:b/>
-          <w:i w:val="0"/>
-          <w:color w:val="0891B2"/>
-          <w:sz w:val="17"/>
-        </w:rPr>
-        <w:t xml:space="preserve">• </w:t>
-      </w:r>
-      <w:r>
-        <w:rPr>
-          <w:rFonts w:ascii="Liberation Sans" w:hAnsi="Liberation Sans" w:eastAsia="Liberation Sans"/>
-          <w:b w:val="0"/>
-          <w:i w:val="0"/>
-          <w:color w:val="172033"/>
-          <w:sz w:val="17"/>
-        </w:rPr>
-        <w:t>Worked across PostgreSQL, TimescaleDB, Apache AGE/Neo4j, Redis, async connection pools, Alembic migrations, semantic/vector lookup, and application-oriented multi-database integration.</w:t>
-      </w:r>
-    </w:p>
-    <w:p>
-      <w:pPr>
-        <w:pStyle w:val="ResumeBullet"/>
-        <w:spacing w:after="30"/>
-      </w:pPr>
-      <w:r>
-        <w:rPr>
-          <w:rFonts w:ascii="Liberation Sans" w:hAnsi="Liberation Sans" w:eastAsia="Liberation Sans"/>
-          <w:b/>
-          <w:i w:val="0"/>
-          <w:color w:val="0891B2"/>
-          <w:sz w:val="17"/>
-        </w:rPr>
-        <w:t xml:space="preserve">• </w:t>
-      </w:r>
-      <w:r>
-        <w:rPr>
-          <w:rFonts w:ascii="Liberation Sans" w:hAnsi="Liberation Sans" w:eastAsia="Liberation Sans"/>
-          <w:b w:val="0"/>
-          <w:i w:val="0"/>
-          <w:color w:val="172033"/>
-          <w:sz w:val="17"/>
-        </w:rPr>
-        <w:t>Configured and integrated Authentik, Okta, JWT/OIDC flows, Kong gateway policies, CDC/outbox workflows, health checks, structured JSON logging, and production troubleshooting through centralized logs.</w:t>
-      </w:r>
-    </w:p>
-    <w:p>
-      <w:pPr>
-        <w:pStyle w:val="ResumeBullet"/>
-        <w:spacing w:after="30"/>
-      </w:pPr>
-      <w:r>
-        <w:rPr>
-          <w:rFonts w:ascii="Liberation Sans" w:hAnsi="Liberation Sans" w:eastAsia="Liberation Sans"/>
-          <w:b/>
-          <w:i w:val="0"/>
-          <w:color w:val="0891B2"/>
-          <w:sz w:val="17"/>
-        </w:rPr>
-        <w:t xml:space="preserve">• </w:t>
-      </w:r>
-      <w:r>
-        <w:rPr>
-          <w:rFonts w:ascii="Liberation Sans" w:hAnsi="Liberation Sans" w:eastAsia="Liberation Sans"/>
-          <w:b w:val="0"/>
-          <w:i w:val="0"/>
-          <w:color w:val="172033"/>
-          <w:sz w:val="17"/>
-        </w:rPr>
-        <w:t>Collaborated with and supported ETL, CFRI, ATI, blueprint, dashboard, simulation, and reporting services while preserving accurate ownership boundaries for specialist implementations.</w:t>
+        <w:t xml:space="preserve">  -  Gems Arts and Science College, Ramapuram  |  2019 - 2022  |  Malappuram, Kerala</w:t>
       </w:r>
     </w:p>
     <w:p>
       <w:pPr>
         <w:pStyle w:val="ResumeSection"/>
         <w:keepNext/>
+        <w:widowControl/>
         <w:pBdr>
-          <w:bottom w:val="single" w:sz="10" w:space="5" w:color="0891B2"/>
+          <w:bottom w:val="single" w:sz="7" w:space="1" w:color="1F4E79"/>
         </w:pBdr>
       </w:pPr>
       <w:r>
         <w:rPr>
-          <w:rFonts w:ascii="Liberation Sans" w:hAnsi="Liberation Sans" w:eastAsia="Liberation Sans"/>
+          <w:rFonts w:ascii="Arial" w:hAnsi="Arial" w:eastAsia="Arial"/>
           <w:b/>
-          <w:i w:val="0"/>
-          <w:color w:val="0B1F33"/>
+          <w:color w:val="1F4E79"/>
           <w:sz w:val="20"/>
         </w:rPr>
-        <w:t>EDUCATION &amp; EARLY CAREER</w:t>
+        <w:t>LANGUAGES</w:t>
       </w:r>
     </w:p>
-    <w:tbl>
-      <w:tblPr>
-        <w:tblW w:type="auto" w:w="0"/>
-        <w:jc w:val="center"/>
-        <w:tblLayout w:type="fixed"/>
-        <w:tblLook w:firstColumn="1" w:firstRow="1" w:lastColumn="0" w:lastRow="0" w:noHBand="0" w:noVBand="1" w:val="04A0"/>
-      </w:tblPr>
-      <w:tblGrid>
-        <w:gridCol w:w="5299"/>
-        <w:gridCol w:w="5299"/>
-      </w:tblGrid>
-      <w:tr>
-        <w:tc>
-          <w:tcPr>
-            <w:tcW w:type="dxa" w:w="7920"/>
-            <w:tcMar>
-              <w:top w:w="35" w:type="dxa"/>
-              <w:start w:w="0" w:type="dxa"/>
-              <w:bottom w:w="35" w:type="dxa"/>
-              <w:end w:w="0" w:type="dxa"/>
-            </w:tcMar>
-            <w:vAlign w:val="center"/>
-          </w:tcPr>
-          <w:p>
-            <w:pPr>
-              <w:spacing w:after="0"/>
-            </w:pPr>
-            <w:r>
-              <w:rPr>
-                <w:rFonts w:ascii="Liberation Sans" w:hAnsi="Liberation Sans" w:eastAsia="Liberation Sans"/>
-                <w:b/>
-                <w:i w:val="0"/>
-                <w:color w:val="0B1F33"/>
-                <w:sz w:val="18"/>
-              </w:rPr>
-              <w:t>Bachelor of Computer Applications - Gems Arts and Science College, Ramapuram</w:t>
-            </w:r>
-          </w:p>
-        </w:tc>
-        <w:tc>
-          <w:tcPr>
-            <w:tcW w:type="dxa" w:w="2304"/>
-            <w:tcMar>
-              <w:top w:w="35" w:type="dxa"/>
-              <w:start w:w="0" w:type="dxa"/>
-              <w:bottom w:w="35" w:type="dxa"/>
-              <w:end w:w="0" w:type="dxa"/>
-            </w:tcMar>
-            <w:vAlign w:val="center"/>
-          </w:tcPr>
-          <w:p>
-            <w:pPr>
-              <w:spacing w:after="0"/>
-              <w:jc w:val="right"/>
-            </w:pPr>
-            <w:r>
-              <w:rPr>
-                <w:rFonts w:ascii="Liberation Sans" w:hAnsi="Liberation Sans" w:eastAsia="Liberation Sans"/>
-                <w:b/>
-                <w:i w:val="0"/>
-                <w:color w:val="566477"/>
-                <w:sz w:val="17"/>
-              </w:rPr>
-              <w:t>2019 - 2022</w:t>
-            </w:r>
-          </w:p>
-        </w:tc>
-      </w:tr>
-      <w:tr>
-        <w:tc>
-          <w:tcPr>
-            <w:tcW w:type="dxa" w:w="7920"/>
-            <w:tcMar>
-              <w:top w:w="35" w:type="dxa"/>
-              <w:start w:w="0" w:type="dxa"/>
-              <w:bottom w:w="35" w:type="dxa"/>
-              <w:end w:w="0" w:type="dxa"/>
-            </w:tcMar>
-            <w:vAlign w:val="center"/>
-          </w:tcPr>
-          <w:p>
-            <w:pPr>
-              <w:spacing w:after="0"/>
-            </w:pPr>
-            <w:r>
-              <w:rPr>
-                <w:rFonts w:ascii="Liberation Sans" w:hAnsi="Liberation Sans" w:eastAsia="Liberation Sans"/>
-                <w:b w:val="0"/>
-                <w:i w:val="0"/>
-                <w:color w:val="172033"/>
-                <w:sz w:val="18"/>
-              </w:rPr>
-              <w:t>MEARN Stack Web Development - Luminar Technolab, Kochi</w:t>
-            </w:r>
-          </w:p>
-        </w:tc>
-        <w:tc>
-          <w:tcPr>
-            <w:tcW w:type="dxa" w:w="2304"/>
-            <w:tcMar>
-              <w:top w:w="35" w:type="dxa"/>
-              <w:start w:w="0" w:type="dxa"/>
-              <w:bottom w:w="35" w:type="dxa"/>
-              <w:end w:w="0" w:type="dxa"/>
-            </w:tcMar>
-            <w:vAlign w:val="center"/>
-          </w:tcPr>
-          <w:p>
-            <w:pPr>
-              <w:spacing w:after="0"/>
-              <w:jc w:val="right"/>
-            </w:pPr>
-            <w:r>
-              <w:rPr>
-                <w:rFonts w:ascii="Liberation Sans" w:hAnsi="Liberation Sans" w:eastAsia="Liberation Sans"/>
-                <w:b/>
-                <w:i w:val="0"/>
-                <w:color w:val="566477"/>
-                <w:sz w:val="17"/>
-              </w:rPr>
-              <w:t>May - Sep 2022</w:t>
-            </w:r>
-          </w:p>
-        </w:tc>
-      </w:tr>
-    </w:tbl>
     <w:p>
       <w:pPr>
-        <w:spacing w:before="100" w:after="0"/>
+        <w:widowControl/>
+        <w:spacing w:after="0"/>
       </w:pPr>
       <w:r>
         <w:rPr>
-          <w:rFonts w:ascii="Liberation Sans" w:hAnsi="Liberation Sans" w:eastAsia="Liberation Sans"/>
-          <w:b/>
-          <w:i w:val="0"/>
-          <w:color w:val="0B1F33"/>
+          <w:rFonts w:ascii="Arial" w:hAnsi="Arial" w:eastAsia="Arial"/>
+          <w:color w:val="222222"/>
           <w:sz w:val="16"/>
         </w:rPr>
-        <w:t xml:space="preserve">Additional achievement: </w:t>
-      </w:r>
-      <w:r>
-        <w:rPr>
-          <w:rFonts w:ascii="Liberation Sans" w:hAnsi="Liberation Sans" w:eastAsia="Liberation Sans"/>
-          <w:b w:val="0"/>
-          <w:i w:val="0"/>
-          <w:color w:val="566477"/>
-          <w:sz w:val="16"/>
-        </w:rPr>
-        <w:t>Participant in the Guinness World Records achievement for the largest picture mosaic formed by 4,500 students (2017).</w:t>
+        <w:t>English, Malayalam, Hindi, Arabic</w:t>
       </w:r>
     </w:p>
     <w:sectPr>
-      <w:footerReference w:type="default" r:id="rId13"/>
       <w:pgSz w:w="12240" w:h="15840"/>
-      <w:pgMar w:top="619" w:right="821" w:bottom="605" w:left="821" w:header="259" w:footer="259" w:gutter="0"/>
+      <w:pgMar w:top="518" w:right="749" w:bottom="490" w:left="749" w:header="288" w:footer="288" w:gutter="0"/>
       <w:cols w:space="720"/>
       <w:docGrid w:linePitch="360"/>
     </w:sectPr>
   </w:body>
 </w:document>
-</file>
-
-<file path=word/footer1.xml><?xml version="1.0" encoding="utf-8"?>
-<w:ftr xmlns:m="http://schemas.openxmlformats.org/officeDocument/2006/math" xmlns:mc="http://schemas.openxmlformats.org/markup-compatibility/2006" xmlns:mo="http://schemas.microsoft.com/office/mac/office/2008/main" xmlns:mv="urn:schemas-microsoft-com:mac:vml" xmlns:o="urn:schemas-microsoft-com:office:office" xmlns:r="http://schemas.openxmlformats.org/officeDocument/2006/relationships" xmlns:v="urn:schemas-microsoft-com:vml" xmlns:w10="urn:schemas-microsoft-com:office:word" xmlns:w14="http://schemas.microsoft.com/office/word/2010/wordml" xmlns:w="http://schemas.openxmlformats.org/wordprocessingml/2006/main" xmlns:wne="http://schemas.microsoft.com/office/word/2006/wordml" xmlns:wp14="http://schemas.microsoft.com/office/word/2010/wordprocessingDrawing" xmlns:wp="http://schemas.openxmlformats.org/drawingml/2006/wordprocessingDrawing" xmlns:wpc="http://schemas.microsoft.com/office/word/2010/wordprocessingCanvas" xmlns:wpg="http://schemas.microsoft.com/office/word/2010/wordprocessingGroup" xmlns:wpi="http://schemas.microsoft.com/office/word/2010/wordprocessingInk" xmlns:wps="http://schemas.microsoft.com/office/word/2010/wordprocessingShape" mc:Ignorable="w14 wp14">
-  <w:p>
-    <w:pPr>
-      <w:pStyle w:val="Footer"/>
-      <w:spacing w:after="0"/>
-      <w:jc w:val="right"/>
-    </w:pPr>
-    <w:r>
-      <w:rPr>
-        <w:rFonts w:ascii="Liberation Sans" w:hAnsi="Liberation Sans" w:eastAsia="Liberation Sans"/>
-        <w:b w:val="0"/>
-        <w:i w:val="0"/>
-        <w:color w:val="566477"/>
-        <w:sz w:val="14"/>
-      </w:rPr>
-      <w:t xml:space="preserve">Adil Jaseem  •  </w:t>
-    </w:r>
-    <w:r>
-      <w:rPr>
-        <w:rFonts w:ascii="Liberation Sans" w:hAnsi="Liberation Sans"/>
-        <w:color w:val="566477"/>
-        <w:sz w:val="14"/>
-      </w:rPr>
-      <w:fldChar w:fldCharType="begin"/>
-      <w:instrText xml:space="preserve">PAGE</w:instrText>
-      <w:fldChar w:fldCharType="end"/>
-    </w:r>
-  </w:p>
-</w:ftr>
 </file>
 
 <file path=word/numbering.xml><?xml version="1.0" encoding="utf-8"?>
@@ -1779,13 +1199,12 @@
     <w:qFormat/>
     <w:rsid w:val="00FC693F"/>
     <w:pPr>
-      <w:widowControl/>
-      <w:spacing w:after="60" w:line="247" w:lineRule="auto"/>
+      <w:spacing w:after="20" w:line="240" w:lineRule="auto"/>
     </w:pPr>
     <w:rPr>
-      <w:rFonts w:ascii="Liberation Sans" w:hAnsi="Liberation Sans" w:eastAsia="Liberation Sans"/>
-      <w:color w:val="172033"/>
-      <w:sz w:val="18"/>
+      <w:rFonts w:ascii="Arial" w:hAnsi="Arial"/>
+      <w:color w:val="222222"/>
+      <w:sz w:val="17"/>
     </w:rPr>
   </w:style>
   <w:style w:type="paragraph" w:styleId="Header">
@@ -13472,20 +12891,41 @@
   </w:style>
   <w:style w:type="paragraph" w:customStyle="1" w:styleId="ResumeSection">
     <w:name w:val="Resume Section"/>
-    <w:basedOn w:val="Normal"/>
     <w:pPr>
       <w:keepNext/>
-      <w:spacing w:before="140" w:after="80"/>
-    </w:pPr>
+      <w:spacing w:before="68" w:after="40"/>
+    </w:pPr>
+    <w:rPr>
+      <w:rFonts w:ascii="Arial" w:hAnsi="Arial"/>
+      <w:b/>
+      <w:color w:val="1F4E79"/>
+      <w:sz w:val="20"/>
+    </w:rPr>
   </w:style>
   <w:style w:type="paragraph" w:customStyle="1" w:styleId="ResumeBullet">
     <w:name w:val="Resume Bullet"/>
-    <w:basedOn w:val="Normal"/>
     <w:pPr>
       <w:keepLines/>
-      <w:spacing w:after="48" w:line="250" w:lineRule="auto"/>
-      <w:ind w:left="274" w:hanging="202"/>
-    </w:pPr>
+      <w:spacing w:after="17" w:line="240" w:lineRule="auto"/>
+      <w:ind w:left="259" w:hanging="202"/>
+    </w:pPr>
+    <w:rPr>
+      <w:rFonts w:ascii="Arial" w:hAnsi="Arial"/>
+      <w:color w:val="222222"/>
+      <w:sz w:val="16"/>
+    </w:rPr>
+  </w:style>
+  <w:style w:type="paragraph" w:customStyle="1" w:styleId="ResumeSkill">
+    <w:name w:val="Resume Skill"/>
+    <w:pPr>
+      <w:keepLines/>
+      <w:spacing w:after="9" w:line="240" w:lineRule="auto"/>
+    </w:pPr>
+    <w:rPr>
+      <w:rFonts w:ascii="Arial" w:hAnsi="Arial"/>
+      <w:color w:val="222222"/>
+      <w:sz w:val="16"/>
+    </w:rPr>
   </w:style>
 </w:styles>
 </file>
